--- a/Prerrequisitos.docx
+++ b/Prerrequisitos.docx
@@ -25,7 +25,7 @@
           <w:i/>
           <w:color w:val="666666"/>
         </w:rPr>
-        <w:t xml:space="preserve">AI Business Lab — 16 horas. MagnaTic.</w:t>
+        <w:t xml:space="preserve">AI Business Lab — 16 horas. Magnatic.</w:t>
       </w:r>
     </w:p>
     <w:p>

--- a/Prerrequisitos.docx
+++ b/Prerrequisitos.docx
@@ -63,7 +63,7 @@
         <w:spacing w:after="60"/>
       </w:pPr>
       <w:r>
-        <w:t xml:space="preserve">Computadora con Chrome, Edge o Firefox. No uses modo incognito.</w:t>
+        <w:t xml:space="preserve">Computadora con Chrome, Edge o Firefox. No uses modo incógnito.</w:t>
       </w:r>
     </w:p>
     <w:p>
@@ -87,7 +87,7 @@
         <w:spacing w:after="60"/>
       </w:pPr>
       <w:r>
-        <w:t xml:space="preserve">Usuario y contrasena del laboratorio (te las da el instructor en privado).</w:t>
+        <w:t xml:space="preserve">Usuario y contraseña del laboratorio (te las da el instructor en privado).</w:t>
       </w:r>
     </w:p>
     <w:p>
@@ -149,7 +149,7 @@
         <w:spacing w:after="60"/>
       </w:pPr>
       <w:r>
-        <w:t xml:space="preserve">Plan B si Claude se queda sin creditos: continuar en ChatGPT.</w:t>
+        <w:t xml:space="preserve">Plan B si Claude se queda sin créditos: continuar en ChatGPT.</w:t>
       </w:r>
     </w:p>
     <w:sectPr>
